--- a/public/cv/kish.docx
+++ b/public/cv/kish.docx
@@ -18,12 +18,7 @@
         <w:t>📞</w:t>
       </w:r>
       <w:r>
-        <w:t xml:space="preserve"> +63 936957</w:t>
-      </w:r>
-      <w:bookmarkStart w:id="0" w:name="_GoBack"/>
-      <w:bookmarkEnd w:id="0"/>
-      <w:r>
-        <w:t xml:space="preserve">6215 | </w:t>
+        <w:t xml:space="preserve"> +63 9369576215 | </w:t>
       </w:r>
       <w:r>
         <w:rPr>
@@ -266,10 +261,47 @@
       <w:r>
         <w:t>pipelines, and pragmatic AI solutions that drive measurable business value across startup and enterprise environments.</w:t>
       </w:r>
+      <w:bookmarkStart w:id="0" w:name="_GoBack"/>
+      <w:bookmarkEnd w:id="0"/>
     </w:p>
     <w:p>
       <w:pPr>
         <w:pStyle w:val="4"/>
+        <w:rPr>
+          <w:rFonts w:hint="default"/>
+          <w:b w:val="0"/>
+          <w:bCs w:val="0"/>
+          <w:color w:val="000000" w:themeColor="text1"/>
+          <w:sz w:val="22"/>
+          <w:szCs w:val="22"/>
+          <w:lang w:val="en-US"/>
+          <w14:textFill>
+            <w14:solidFill>
+              <w14:schemeClr w14:val="tx1"/>
+            </w14:solidFill>
+          </w14:textFill>
+        </w:rPr>
+      </w:pPr>
+      <w:r>
+        <w:t>Core Skills</w:t>
+      </w:r>
+      <w:r>
+        <w:br w:type="textWrapping"/>
+      </w:r>
+      <w:r>
+        <w:rPr>
+          <w:color w:val="000000" w:themeColor="text1"/>
+          <w:sz w:val="22"/>
+          <w:szCs w:val="22"/>
+          <w14:textFill>
+            <w14:solidFill>
+              <w14:schemeClr w14:val="tx1"/>
+            </w14:solidFill>
+          </w14:textFill>
+        </w:rPr>
+        <w:t xml:space="preserve"> Frontend</w:t>
+      </w:r>
+      <w:r>
         <w:rPr>
           <w:b w:val="0"/>
           <w:bCs w:val="0"/>
@@ -282,26 +314,45 @@
             </w14:solidFill>
           </w14:textFill>
         </w:rPr>
-      </w:pPr>
-      <w:r>
-        <w:t>Core Skills</w:t>
-      </w:r>
-      <w:r>
-        <w:br w:type="textWrapping"/>
-      </w:r>
-      <w:r>
-        <w:rPr>
+        <w:t>: JavaScript (React.js, Next.js, Vue.js, Angular), TypeScript, TailwindCSS, Storybook</w:t>
+      </w:r>
+      <w:r>
+        <w:rPr>
+          <w:rFonts w:hint="default"/>
+          <w:b w:val="0"/>
+          <w:bCs w:val="0"/>
           <w:color w:val="000000" w:themeColor="text1"/>
           <w:sz w:val="22"/>
           <w:szCs w:val="22"/>
+          <w:lang w:val="en-US"/>
           <w14:textFill>
             <w14:solidFill>
               <w14:schemeClr w14:val="tx1"/>
             </w14:solidFill>
           </w14:textFill>
         </w:rPr>
-        <w:t xml:space="preserve"> Frontend</w:t>
-      </w:r>
+        <w:t>, PHP, WordPress, Shopify, Webflow, Elementor, Divi</w:t>
+      </w:r>
+    </w:p>
+    <w:p>
+      <w:pPr>
+        <w:pStyle w:val="4"/>
+        <w:spacing w:before="0"/>
+        <w:rPr>
+          <w:rFonts w:hint="default"/>
+          <w:b w:val="0"/>
+          <w:bCs w:val="0"/>
+          <w:color w:val="000000" w:themeColor="text1"/>
+          <w:sz w:val="22"/>
+          <w:szCs w:val="22"/>
+          <w:lang w:val="en-US"/>
+          <w14:textFill>
+            <w14:solidFill>
+              <w14:schemeClr w14:val="tx1"/>
+            </w14:solidFill>
+          </w14:textFill>
+        </w:rPr>
+      </w:pPr>
       <w:r>
         <w:rPr>
           <w:b w:val="0"/>
@@ -315,13 +366,22 @@
             </w14:solidFill>
           </w14:textFill>
         </w:rPr>
-        <w:t>: JavaScript (React.js, Next.js, Vue.js, Angular), TypeScript, TailwindCSS, Storybook</w:t>
-      </w:r>
-    </w:p>
-    <w:p>
-      <w:pPr>
-        <w:pStyle w:val="4"/>
-        <w:spacing w:before="0"/>
+        <w:t xml:space="preserve"> </w:t>
+      </w:r>
+      <w:r>
+        <w:rPr>
+          <w:color w:val="000000" w:themeColor="text1"/>
+          <w:sz w:val="22"/>
+          <w:szCs w:val="22"/>
+          <w14:textFill>
+            <w14:solidFill>
+              <w14:schemeClr w14:val="tx1"/>
+            </w14:solidFill>
+          </w14:textFill>
+        </w:rPr>
+        <w:t>Backend</w:t>
+      </w:r>
+      <w:r>
         <w:rPr>
           <w:b w:val="0"/>
           <w:bCs w:val="0"/>
@@ -334,60 +394,62 @@
             </w14:solidFill>
           </w14:textFill>
         </w:rPr>
-      </w:pPr>
-      <w:r>
-        <w:rPr>
+        <w:t>: Node.js, Python (Django, FastAPI), PHP (Laravel, Yii), Java (Spring Boot)</w:t>
+      </w:r>
+      <w:r>
+        <w:rPr>
+          <w:rFonts w:hint="default"/>
           <w:b w:val="0"/>
           <w:bCs w:val="0"/>
           <w:color w:val="000000" w:themeColor="text1"/>
           <w:sz w:val="22"/>
           <w:szCs w:val="22"/>
+          <w:lang w:val="en-US"/>
           <w14:textFill>
             <w14:solidFill>
               <w14:schemeClr w14:val="tx1"/>
             </w14:solidFill>
           </w14:textFill>
         </w:rPr>
-        <w:t xml:space="preserve"> </w:t>
-      </w:r>
-      <w:r>
-        <w:rPr>
+        <w:t>, Laravel</w:t>
+      </w:r>
+    </w:p>
+    <w:p>
+      <w:pPr>
+        <w:rPr>
+          <w:rFonts w:hint="default"/>
+          <w:lang w:val="en-US"/>
+        </w:rPr>
+      </w:pPr>
+    </w:p>
+    <w:p>
+      <w:pPr>
+        <w:pStyle w:val="4"/>
+      </w:pPr>
+      <w:r>
+        <w:t>Additional Skills</w:t>
+      </w:r>
+    </w:p>
+    <w:p>
+      <w:pPr>
+        <w:rPr>
+          <w:rFonts w:hint="default"/>
+          <w:lang w:val="en-US"/>
+        </w:rPr>
+      </w:pPr>
+      <w:r>
+        <w:rPr>
+          <w:rFonts w:hint="default"/>
           <w:color w:val="000000" w:themeColor="text1"/>
-          <w:sz w:val="22"/>
-          <w:szCs w:val="22"/>
+          <w:lang w:val="en-US"/>
           <w14:textFill>
             <w14:solidFill>
               <w14:schemeClr w14:val="tx1"/>
             </w14:solidFill>
           </w14:textFill>
         </w:rPr>
-        <w:t>Backend</w:t>
-      </w:r>
-      <w:r>
-        <w:rPr>
-          <w:b w:val="0"/>
-          <w:bCs w:val="0"/>
-          <w:color w:val="000000" w:themeColor="text1"/>
-          <w:sz w:val="22"/>
-          <w:szCs w:val="22"/>
-          <w14:textFill>
-            <w14:solidFill>
-              <w14:schemeClr w14:val="tx1"/>
-            </w14:solidFill>
-          </w14:textFill>
-        </w:rPr>
-        <w:t>: Node.js, Python (Django, FastAPI), PHP (Laravel, Yii), Java (Spring Boot)</w:t>
-      </w:r>
-    </w:p>
-    <w:p>
-      <w:pPr>
-        <w:pStyle w:val="4"/>
-      </w:pPr>
-      <w:r>
-        <w:t>Additional Skills</w:t>
-      </w:r>
-    </w:p>
-    <w:p>
+        <w:t xml:space="preserve">openAI, n8n, Make.com, Zapier, </w:t>
+      </w:r>
       <w:r>
         <w:rPr>
           <w:color w:val="000000" w:themeColor="text1"/>
@@ -397,10 +459,34 @@
             </w14:solidFill>
           </w14:textFill>
         </w:rPr>
-        <w:t xml:space="preserve">Git, MongoDB, SQL, AWS (ECS, Lambda, RDS, S3), Jenkins, Docker, Microservices, RESTful APIs, </w:t>
-      </w:r>
-      <w:r>
-        <w:t xml:space="preserve">GraphQL, OAuth/JWT Authentication, Azure, Google Cloud, Blockchain Integrations (Solidity, Hyperledger), </w:t>
+        <w:t xml:space="preserve">Git, MongoDB, </w:t>
+      </w:r>
+      <w:r>
+        <w:rPr>
+          <w:rFonts w:hint="default"/>
+          <w:color w:val="000000" w:themeColor="text1"/>
+          <w:lang w:val="en-US"/>
+          <w14:textFill>
+            <w14:solidFill>
+              <w14:schemeClr w14:val="tx1"/>
+            </w14:solidFill>
+          </w14:textFill>
+        </w:rPr>
+        <w:t>PostgreSQL, NoSQL</w:t>
+      </w:r>
+      <w:r>
+        <w:rPr>
+          <w:color w:val="000000" w:themeColor="text1"/>
+          <w14:textFill>
+            <w14:solidFill>
+              <w14:schemeClr w14:val="tx1"/>
+            </w14:solidFill>
+          </w14:textFill>
+        </w:rPr>
+        <w:t xml:space="preserve">, AWS (ECS, Lambda, RDS, S3), Jenkins, Docker, Microservices, RESTful APIs, </w:t>
+      </w:r>
+      <w:r>
+        <w:t>GraphQL, OAuth/JWT Authentication, Azure, Google Cloud</w:t>
       </w:r>
     </w:p>
     <w:p>
@@ -448,6 +534,7 @@
     <w:p>
       <w:pPr>
         <w:spacing w:before="240"/>
+        <w:jc w:val="left"/>
       </w:pPr>
       <w:r>
         <w:rPr>
@@ -857,7 +944,7 @@
             </w14:solidFill>
           </w14:textFill>
         </w:rPr>
-        <w:t>- E</w:t>
+        <w:t xml:space="preserve">- </w:t>
       </w:r>
       <w:r>
         <w:rPr>
@@ -869,8 +956,65 @@
             </w14:solidFill>
           </w14:textFill>
         </w:rPr>
-        <w:t>nhanced backend API performance and complex survey logic handling, enabling reliable processing of large-scale datasets and improving overall system responsiveness under high concurrency.</w:t>
-      </w:r>
+        <w:t xml:space="preserve">Enhanced backend API performance and complex survey logic handling, enabling reliable processing of </w:t>
+      </w:r>
+      <w:r>
+        <w:rPr>
+          <w:rFonts w:hint="default"/>
+          <w:color w:val="000000" w:themeColor="text1"/>
+          <w:lang w:val="en-US"/>
+          <w14:textFill>
+            <w14:solidFill>
+              <w14:schemeClr w14:val="tx1"/>
+            </w14:solidFill>
+          </w14:textFill>
+        </w:rPr>
+        <w:t xml:space="preserve"> </w:t>
+      </w:r>
+      <w:r>
+        <w:rPr>
+          <w:rFonts w:hint="default"/>
+          <w:color w:val="000000" w:themeColor="text1"/>
+          <w14:textFill>
+            <w14:solidFill>
+              <w14:schemeClr w14:val="tx1"/>
+            </w14:solidFill>
+          </w14:textFill>
+        </w:rPr>
+        <w:t>large-scale datasets and improving overall system responsiveness under high concurrency.</w:t>
+      </w:r>
+    </w:p>
+    <w:p>
+      <w:pPr>
+        <w:pStyle w:val="139"/>
+        <w:rPr>
+          <w:rStyle w:val="142"/>
+        </w:rPr>
+      </w:pPr>
+    </w:p>
+    <w:p>
+      <w:pPr>
+        <w:pStyle w:val="139"/>
+        <w:rPr>
+          <w:rStyle w:val="142"/>
+        </w:rPr>
+      </w:pPr>
+    </w:p>
+    <w:p>
+      <w:pPr>
+        <w:pStyle w:val="139"/>
+        <w:rPr>
+          <w:rStyle w:val="142"/>
+        </w:rPr>
+      </w:pPr>
+    </w:p>
+    <w:p>
+      <w:pPr>
+        <w:pStyle w:val="139"/>
+        <w:rPr>
+          <w:rStyle w:val="142"/>
+        </w:rPr>
+      </w:pPr>
     </w:p>
     <w:p>
       <w:pPr>
@@ -2056,7 +2200,7 @@
     </w:p>
     <w:sectPr>
       <w:pgSz w:w="12240" w:h="15840"/>
-      <w:pgMar w:top="1440" w:right="1080" w:bottom="1440" w:left="1080" w:header="720" w:footer="720" w:gutter="0"/>
+      <w:pgMar w:top="720" w:right="720" w:bottom="720" w:left="720" w:header="720" w:footer="720" w:gutter="0"/>
       <w:cols w:space="720" w:num="1"/>
       <w:docGrid w:linePitch="360" w:charSpace="0"/>
     </w:sectPr>
